--- a/MODUL AJAR/MA PPKN/PROTA PKN 1.docx
+++ b/MODUL AJAR/MA PPKN/PROTA PKN 1.docx
@@ -1,6 +1,6 @@
 
 <file path=word/document.xml><?xml version="1.0" encoding="utf-8"?>
-<w:document xmlns:wpc="http://schemas.microsoft.com/office/word/2010/wordprocessingCanvas" xmlns:cx="http://schemas.microsoft.com/office/drawing/2014/chartex" xmlns:cx1="http://schemas.microsoft.com/office/drawing/2015/9/8/chartex" xmlns:cx2="http://schemas.microsoft.com/office/drawing/2015/10/21/chartex" xmlns:cx3="http://schemas.microsoft.com/office/drawing/2016/5/9/chartex" xmlns:cx4="http://schemas.microsoft.com/office/drawing/2016/5/10/chartex" xmlns:cx5="http://schemas.microsoft.com/office/drawing/2016/5/11/chartex" xmlns:cx6="http://schemas.microsoft.com/office/drawing/2016/5/12/chartex" xmlns:cx7="http://schemas.microsoft.com/office/drawing/2016/5/13/chartex" xmlns:cx8="http://schemas.microsoft.com/office/drawing/2016/5/14/chartex" xmlns:mc="http://schemas.openxmlformats.org/markup-compatibility/2006" xmlns:aink="http://schemas.microsoft.com/office/drawing/2016/ink" xmlns:am3d="http://schemas.microsoft.com/office/drawing/2017/model3d" xmlns:o="urn:schemas-microsoft-com:office:office" xmlns:oel="http://schemas.microsoft.com/office/2019/extlst" xmlns:r="http://schemas.openxmlformats.org/officeDocument/2006/relationships" xmlns:m="http://schemas.openxmlformats.org/officeDocument/2006/math" xmlns:v="urn:schemas-microsoft-com:vml" xmlns:wp14="http://schemas.microsoft.com/office/word/2010/wordprocessingDrawing" xmlns:wp="http://schemas.openxmlformats.org/drawingml/2006/wordprocessingDrawing" xmlns:w10="urn:schemas-microsoft-com:office:word" xmlns:w="http://schemas.openxmlformats.org/wordprocessingml/2006/main" xmlns:w14="http://schemas.microsoft.com/office/word/2010/wordml" xmlns:w15="http://schemas.microsoft.com/office/word/2012/wordml" xmlns:w16cex="http://schemas.microsoft.com/office/word/2018/wordml/cex" xmlns:w16cid="http://schemas.microsoft.com/office/word/2016/wordml/cid" xmlns:w16="http://schemas.microsoft.com/office/word/2018/wordml" xmlns:w16sdtdh="http://schemas.microsoft.com/office/word/2020/wordml/sdtdatahash" xmlns:w16se="http://schemas.microsoft.com/office/word/2015/wordml/symex" xmlns:wpg="http://schemas.microsoft.com/office/word/2010/wordprocessingGroup" xmlns:wpi="http://schemas.microsoft.com/office/word/2010/wordprocessingInk" xmlns:wne="http://schemas.microsoft.com/office/word/2006/wordml" xmlns:wps="http://schemas.microsoft.com/office/word/2010/wordprocessingShape" mc:Ignorable="w14 w15 w16se w16cid w16 w16cex w16sdtdh wp14">
+<w:document xmlns:wpc="http://schemas.microsoft.com/office/word/2010/wordprocessingCanvas" xmlns:cx="http://schemas.microsoft.com/office/drawing/2014/chartex" xmlns:cx1="http://schemas.microsoft.com/office/drawing/2015/9/8/chartex" xmlns:cx2="http://schemas.microsoft.com/office/drawing/2015/10/21/chartex" xmlns:cx3="http://schemas.microsoft.com/office/drawing/2016/5/9/chartex" xmlns:cx4="http://schemas.microsoft.com/office/drawing/2016/5/10/chartex" xmlns:cx5="http://schemas.microsoft.com/office/drawing/2016/5/11/chartex" xmlns:cx6="http://schemas.microsoft.com/office/drawing/2016/5/12/chartex" xmlns:cx7="http://schemas.microsoft.com/office/drawing/2016/5/13/chartex" xmlns:cx8="http://schemas.microsoft.com/office/drawing/2016/5/14/chartex" xmlns:mc="http://schemas.openxmlformats.org/markup-compatibility/2006" xmlns:aink="http://schemas.microsoft.com/office/drawing/2016/ink" xmlns:am3d="http://schemas.microsoft.com/office/drawing/2017/model3d" xmlns:o="urn:schemas-microsoft-com:office:office" xmlns:oel="http://schemas.microsoft.com/office/2019/extlst" xmlns:r="http://schemas.openxmlformats.org/officeDocument/2006/relationships" xmlns:m="http://schemas.openxmlformats.org/officeDocument/2006/math" xmlns:v="urn:schemas-microsoft-com:vml" xmlns:wp14="http://schemas.microsoft.com/office/word/2010/wordprocessingDrawing" xmlns:wp="http://schemas.openxmlformats.org/drawingml/2006/wordprocessingDrawing" xmlns:w10="urn:schemas-microsoft-com:office:word" xmlns:w="http://schemas.openxmlformats.org/wordprocessingml/2006/main" xmlns:w14="http://schemas.microsoft.com/office/word/2010/wordml" xmlns:w15="http://schemas.microsoft.com/office/word/2012/wordml" xmlns:w16cex="http://schemas.microsoft.com/office/word/2018/wordml/cex" xmlns:w16cid="http://schemas.microsoft.com/office/word/2016/wordml/cid" xmlns:w16="http://schemas.microsoft.com/office/word/2018/wordml" xmlns:w16du="http://schemas.microsoft.com/office/word/2023/wordml/word16du" xmlns:w16sdtdh="http://schemas.microsoft.com/office/word/2020/wordml/sdtdatahash" xmlns:w16sdtfl="http://schemas.microsoft.com/office/word/2024/wordml/sdtformatlock" xmlns:w16se="http://schemas.microsoft.com/office/word/2015/wordml/symex" xmlns:wpg="http://schemas.microsoft.com/office/word/2010/wordprocessingGroup" xmlns:wpi="http://schemas.microsoft.com/office/word/2010/wordprocessingInk" xmlns:wne="http://schemas.microsoft.com/office/word/2006/wordml" xmlns:wps="http://schemas.microsoft.com/office/word/2010/wordprocessingShape" mc:Ignorable="w14 w15 w16se w16cid w16 w16cex w16sdtdh w16sdtfl w16du wp14">
   <w:body>
     <w:p>
       <w:pPr>
@@ -142,20 +142,8 @@
           <w:sz w:val="24"/>
           <w:szCs w:val="24"/>
         </w:rPr>
-        <w:t xml:space="preserve">Nama </w:t>
-      </w:r>
-      <w:proofErr w:type="spellStart"/>
-      <w:r>
-        <w:rPr>
-          <w:rFonts w:ascii="Times New Roman" w:hAnsi="Times New Roman"/>
-          <w:b/>
-          <w:bCs/>
-          <w:sz w:val="24"/>
-          <w:szCs w:val="24"/>
-        </w:rPr>
-        <w:t>Sekolah</w:t>
-      </w:r>
-      <w:proofErr w:type="spellEnd"/>
+        <w:t>Nama Sekolah</w:t>
+      </w:r>
       <w:r>
         <w:rPr>
           <w:rFonts w:ascii="Times New Roman" w:hAnsi="Times New Roman"/>
@@ -357,7 +345,6 @@
           <w:szCs w:val="24"/>
         </w:rPr>
       </w:pPr>
-      <w:proofErr w:type="spellStart"/>
       <w:r>
         <w:rPr>
           <w:rFonts w:ascii="Times New Roman" w:hAnsi="Times New Roman"/>
@@ -366,18 +353,7 @@
           <w:sz w:val="24"/>
           <w:szCs w:val="24"/>
         </w:rPr>
-        <w:t>Fase</w:t>
-      </w:r>
-      <w:proofErr w:type="spellEnd"/>
-      <w:r>
-        <w:rPr>
-          <w:rFonts w:ascii="Times New Roman" w:hAnsi="Times New Roman"/>
-          <w:b/>
-          <w:bCs/>
-          <w:sz w:val="24"/>
-          <w:szCs w:val="24"/>
-        </w:rPr>
-        <w:t xml:space="preserve"> - </w:t>
+        <w:t xml:space="preserve">Fase - </w:t>
       </w:r>
       <w:proofErr w:type="spellStart"/>
       <w:r>
@@ -587,7 +563,6 @@
           <w:szCs w:val="24"/>
         </w:rPr>
         <w:tab/>
-        <w:t>20</w:t>
       </w:r>
       <w:r>
         <w:rPr>
@@ -597,7 +572,7 @@
           <w:sz w:val="24"/>
           <w:szCs w:val="24"/>
         </w:rPr>
-        <w:t>25/2026</w:t>
+        <w:t>2026/2027</w:t>
       </w:r>
     </w:p>
     <w:p>
@@ -678,27 +653,7 @@
           <w:sz w:val="24"/>
           <w:szCs w:val="24"/>
         </w:rPr>
-        <w:t xml:space="preserve"> </w:t>
-      </w:r>
-      <w:proofErr w:type="spellStart"/>
-      <w:r>
-        <w:rPr>
-          <w:rFonts w:ascii="Times New Roman" w:hAnsi="Times New Roman"/>
-          <w:b/>
-          <w:sz w:val="24"/>
-          <w:szCs w:val="24"/>
-        </w:rPr>
-        <w:t>Fase</w:t>
-      </w:r>
-      <w:proofErr w:type="spellEnd"/>
-      <w:r>
-        <w:rPr>
-          <w:rFonts w:ascii="Times New Roman" w:hAnsi="Times New Roman"/>
-          <w:b/>
-          <w:sz w:val="24"/>
-          <w:szCs w:val="24"/>
-        </w:rPr>
-        <w:t xml:space="preserve"> A (</w:t>
+        <w:t xml:space="preserve"> Fase A (</w:t>
       </w:r>
       <w:proofErr w:type="spellStart"/>
       <w:r>
@@ -1259,25 +1214,7 @@
           <w:sz w:val="24"/>
           <w:szCs w:val="24"/>
         </w:rPr>
-        <w:t xml:space="preserve"> </w:t>
-      </w:r>
-      <w:proofErr w:type="spellStart"/>
-      <w:r>
-        <w:rPr>
-          <w:rFonts w:ascii="Times New Roman" w:hAnsi="Times New Roman"/>
-          <w:sz w:val="24"/>
-          <w:szCs w:val="24"/>
-        </w:rPr>
-        <w:t>Republik</w:t>
-      </w:r>
-      <w:proofErr w:type="spellEnd"/>
-      <w:r>
-        <w:rPr>
-          <w:rFonts w:ascii="Times New Roman" w:hAnsi="Times New Roman"/>
-          <w:sz w:val="24"/>
-          <w:szCs w:val="24"/>
-        </w:rPr>
-        <w:t xml:space="preserve"> Indonesia; </w:t>
+        <w:t xml:space="preserve"> Republik Indonesia; </w:t>
       </w:r>
       <w:proofErr w:type="spellStart"/>
       <w:r>
@@ -2215,25 +2152,7 @@
                 <w:sz w:val="24"/>
                 <w:szCs w:val="24"/>
               </w:rPr>
-              <w:t xml:space="preserve"> Dasar Negara </w:t>
-            </w:r>
-            <w:proofErr w:type="spellStart"/>
-            <w:r>
-              <w:rPr>
-                <w:rFonts w:ascii="Times New Roman" w:hAnsi="Times New Roman"/>
-                <w:sz w:val="24"/>
-                <w:szCs w:val="24"/>
-              </w:rPr>
-              <w:t>Republik</w:t>
-            </w:r>
-            <w:proofErr w:type="spellEnd"/>
-            <w:r>
-              <w:rPr>
-                <w:rFonts w:ascii="Times New Roman" w:hAnsi="Times New Roman"/>
-                <w:sz w:val="24"/>
-                <w:szCs w:val="24"/>
-              </w:rPr>
-              <w:t xml:space="preserve"> Indonesia </w:t>
+              <w:t xml:space="preserve"> Dasar Negara Republik Indonesia </w:t>
             </w:r>
             <w:proofErr w:type="spellStart"/>
             <w:r>
@@ -3005,25 +2924,7 @@
                 <w:sz w:val="24"/>
                 <w:szCs w:val="24"/>
               </w:rPr>
-              <w:t xml:space="preserve"> </w:t>
-            </w:r>
-            <w:proofErr w:type="spellStart"/>
-            <w:r>
-              <w:rPr>
-                <w:rFonts w:ascii="Times New Roman" w:hAnsi="Times New Roman"/>
-                <w:sz w:val="24"/>
-                <w:szCs w:val="24"/>
-              </w:rPr>
-              <w:t>Republik</w:t>
-            </w:r>
-            <w:proofErr w:type="spellEnd"/>
-            <w:r>
-              <w:rPr>
-                <w:rFonts w:ascii="Times New Roman" w:hAnsi="Times New Roman"/>
-                <w:sz w:val="24"/>
-                <w:szCs w:val="24"/>
-              </w:rPr>
-              <w:t xml:space="preserve"> Indonesia</w:t>
+              <w:t xml:space="preserve"> Republik Indonesia</w:t>
             </w:r>
           </w:p>
         </w:tc>
@@ -3256,25 +3157,7 @@
                 <w:sz w:val="24"/>
                 <w:szCs w:val="24"/>
               </w:rPr>
-              <w:t xml:space="preserve"> </w:t>
-            </w:r>
-            <w:proofErr w:type="spellStart"/>
-            <w:r>
-              <w:rPr>
-                <w:rFonts w:ascii="Times New Roman" w:hAnsi="Times New Roman"/>
-                <w:sz w:val="24"/>
-                <w:szCs w:val="24"/>
-              </w:rPr>
-              <w:t>Republik</w:t>
-            </w:r>
-            <w:proofErr w:type="spellEnd"/>
-            <w:r>
-              <w:rPr>
-                <w:rFonts w:ascii="Times New Roman" w:hAnsi="Times New Roman"/>
-                <w:sz w:val="24"/>
-                <w:szCs w:val="24"/>
-              </w:rPr>
-              <w:t xml:space="preserve"> Indonesia; </w:t>
+              <w:t xml:space="preserve"> Republik Indonesia; </w:t>
             </w:r>
             <w:proofErr w:type="spellStart"/>
             <w:r>
@@ -3669,7 +3552,7 @@
           </w:tcPr>
           <w:p>
             <w:pPr>
-              <w:pStyle w:val="DaftarParagraf"/>
+              <w:pStyle w:val="ListParagraph"/>
               <w:spacing w:before="60" w:after="60" w:line="240" w:lineRule="auto"/>
               <w:ind w:left="0"/>
               <w:contextualSpacing w:val="0"/>
@@ -3702,7 +3585,7 @@
           </w:tcPr>
           <w:p>
             <w:pPr>
-              <w:pStyle w:val="DaftarParagraf"/>
+              <w:pStyle w:val="ListParagraph"/>
               <w:spacing w:before="60" w:after="60" w:line="240" w:lineRule="auto"/>
               <w:ind w:left="0"/>
               <w:contextualSpacing w:val="0"/>
@@ -3782,7 +3665,7 @@
           </w:tcPr>
           <w:p>
             <w:pPr>
-              <w:pStyle w:val="DaftarParagraf"/>
+              <w:pStyle w:val="ListParagraph"/>
               <w:spacing w:before="60" w:after="60" w:line="240" w:lineRule="auto"/>
               <w:ind w:left="0"/>
               <w:contextualSpacing w:val="0"/>
@@ -3817,7 +3700,7 @@
           </w:tcPr>
           <w:p>
             <w:pPr>
-              <w:pStyle w:val="DaftarParagraf"/>
+              <w:pStyle w:val="ListParagraph"/>
               <w:spacing w:before="60" w:after="60" w:line="240" w:lineRule="auto"/>
               <w:ind w:left="0"/>
               <w:contextualSpacing w:val="0"/>
@@ -3856,7 +3739,7 @@
           </w:tcPr>
           <w:p>
             <w:pPr>
-              <w:pStyle w:val="DaftarParagraf"/>
+              <w:pStyle w:val="ListParagraph"/>
               <w:spacing w:before="60" w:after="60" w:line="240" w:lineRule="auto"/>
               <w:ind w:left="0"/>
               <w:contextualSpacing w:val="0"/>
@@ -3885,7 +3768,6 @@
         <w:tc>
           <w:tcPr>
             <w:tcW w:w="312" w:type="pct"/>
-            <w:shd w:val="clear" w:color="auto" w:fill="auto"/>
           </w:tcPr>
           <w:p>
             <w:pPr>
@@ -3911,7 +3793,6 @@
         <w:tc>
           <w:tcPr>
             <w:tcW w:w="2501" w:type="pct"/>
-            <w:shd w:val="clear" w:color="auto" w:fill="auto"/>
           </w:tcPr>
           <w:p>
             <w:pPr>
@@ -4247,7 +4128,6 @@
         <w:tc>
           <w:tcPr>
             <w:tcW w:w="1562" w:type="pct"/>
-            <w:shd w:val="clear" w:color="auto" w:fill="auto"/>
           </w:tcPr>
           <w:p>
             <w:pPr>
@@ -4268,43 +4148,7 @@
                 <w:sz w:val="24"/>
                 <w:szCs w:val="24"/>
               </w:rPr>
-              <w:t xml:space="preserve">Bab 1 Aku dan </w:t>
-            </w:r>
-            <w:proofErr w:type="spellStart"/>
-            <w:r>
-              <w:rPr>
-                <w:rFonts w:ascii="Times New Roman" w:hAnsi="Times New Roman"/>
-                <w:sz w:val="24"/>
-                <w:szCs w:val="24"/>
-              </w:rPr>
-              <w:t>Teman</w:t>
-            </w:r>
-            <w:proofErr w:type="spellEnd"/>
-            <w:r>
-              <w:rPr>
-                <w:rFonts w:ascii="Times New Roman" w:hAnsi="Times New Roman"/>
-                <w:sz w:val="24"/>
-                <w:szCs w:val="24"/>
-              </w:rPr>
-              <w:t xml:space="preserve"> </w:t>
-            </w:r>
-            <w:proofErr w:type="spellStart"/>
-            <w:r>
-              <w:rPr>
-                <w:rFonts w:ascii="Times New Roman" w:hAnsi="Times New Roman"/>
-                <w:sz w:val="24"/>
-                <w:szCs w:val="24"/>
-              </w:rPr>
-              <w:t>Temanku</w:t>
-            </w:r>
-            <w:proofErr w:type="spellEnd"/>
-            <w:r>
-              <w:rPr>
-                <w:rFonts w:ascii="Times New Roman" w:hAnsi="Times New Roman"/>
-                <w:sz w:val="24"/>
-                <w:szCs w:val="24"/>
-              </w:rPr>
-              <w:t xml:space="preserve"> </w:t>
+              <w:t xml:space="preserve">Bab 1 Aku dan Teman Temanku </w:t>
             </w:r>
           </w:p>
           <w:p>
@@ -4402,16 +4246,16 @@
                 <w:sz w:val="24"/>
                 <w:szCs w:val="24"/>
               </w:rPr>
-              <w:t xml:space="preserve"> </w:t>
-            </w:r>
-            <w:proofErr w:type="spellStart"/>
-            <w:r>
-              <w:rPr>
-                <w:rFonts w:ascii="Times New Roman" w:hAnsi="Times New Roman"/>
-                <w:sz w:val="24"/>
-                <w:szCs w:val="24"/>
-              </w:rPr>
-              <w:t>Teman-Temanku</w:t>
+              <w:t xml:space="preserve"> Teman-</w:t>
+            </w:r>
+            <w:proofErr w:type="spellStart"/>
+            <w:r>
+              <w:rPr>
+                <w:rFonts w:ascii="Times New Roman" w:hAnsi="Times New Roman"/>
+                <w:sz w:val="24"/>
+                <w:szCs w:val="24"/>
+              </w:rPr>
+              <w:t>Temanku</w:t>
             </w:r>
             <w:proofErr w:type="spellEnd"/>
             <w:r>
@@ -4478,24 +4322,13 @@
                 <w:sz w:val="24"/>
                 <w:szCs w:val="24"/>
               </w:rPr>
-              <w:t xml:space="preserve"> Main Bersama </w:t>
-            </w:r>
-            <w:proofErr w:type="spellStart"/>
-            <w:r>
-              <w:rPr>
-                <w:rFonts w:ascii="Times New Roman" w:hAnsi="Times New Roman"/>
-                <w:sz w:val="24"/>
-                <w:szCs w:val="24"/>
-              </w:rPr>
-              <w:t>Teman</w:t>
-            </w:r>
-            <w:proofErr w:type="spellEnd"/>
+              <w:t xml:space="preserve"> Main Bersama Teman</w:t>
+            </w:r>
           </w:p>
         </w:tc>
         <w:tc>
           <w:tcPr>
             <w:tcW w:w="625" w:type="pct"/>
-            <w:shd w:val="clear" w:color="auto" w:fill="auto"/>
           </w:tcPr>
           <w:p>
             <w:pPr>
@@ -4526,7 +4359,6 @@
         <w:tc>
           <w:tcPr>
             <w:tcW w:w="312" w:type="pct"/>
-            <w:shd w:val="clear" w:color="auto" w:fill="auto"/>
           </w:tcPr>
           <w:p>
             <w:pPr>
@@ -4552,7 +4384,6 @@
         <w:tc>
           <w:tcPr>
             <w:tcW w:w="2501" w:type="pct"/>
-            <w:shd w:val="clear" w:color="auto" w:fill="auto"/>
           </w:tcPr>
           <w:p>
             <w:pPr>
@@ -4752,7 +4583,6 @@
         <w:tc>
           <w:tcPr>
             <w:tcW w:w="1562" w:type="pct"/>
-            <w:shd w:val="clear" w:color="auto" w:fill="auto"/>
           </w:tcPr>
           <w:p>
             <w:pPr>
@@ -4943,25 +4773,7 @@
                 <w:sz w:val="24"/>
                 <w:szCs w:val="24"/>
               </w:rPr>
-              <w:t xml:space="preserve"> di </w:t>
-            </w:r>
-            <w:proofErr w:type="spellStart"/>
-            <w:r>
-              <w:rPr>
-                <w:rFonts w:ascii="Times New Roman" w:hAnsi="Times New Roman"/>
-                <w:sz w:val="24"/>
-                <w:szCs w:val="24"/>
-              </w:rPr>
-              <w:t>Rumah</w:t>
-            </w:r>
-            <w:proofErr w:type="spellEnd"/>
-            <w:r>
-              <w:rPr>
-                <w:rFonts w:ascii="Times New Roman" w:hAnsi="Times New Roman"/>
-                <w:sz w:val="24"/>
-                <w:szCs w:val="24"/>
-              </w:rPr>
-              <w:t xml:space="preserve"> </w:t>
+              <w:t xml:space="preserve"> di Rumah </w:t>
             </w:r>
           </w:p>
           <w:p>
@@ -5054,7 +4866,6 @@
         <w:tc>
           <w:tcPr>
             <w:tcW w:w="625" w:type="pct"/>
-            <w:shd w:val="clear" w:color="auto" w:fill="auto"/>
           </w:tcPr>
           <w:p>
             <w:pPr>
@@ -5091,7 +4902,7 @@
           </w:tcPr>
           <w:p>
             <w:pPr>
-              <w:pStyle w:val="DaftarParagraf"/>
+              <w:pStyle w:val="ListParagraph"/>
               <w:spacing w:before="60" w:after="60" w:line="240" w:lineRule="auto"/>
               <w:ind w:left="0"/>
               <w:contextualSpacing w:val="0"/>
@@ -5120,7 +4931,6 @@
         <w:tc>
           <w:tcPr>
             <w:tcW w:w="312" w:type="pct"/>
-            <w:shd w:val="clear" w:color="auto" w:fill="auto"/>
           </w:tcPr>
           <w:p>
             <w:pPr>
@@ -5146,7 +4956,6 @@
         <w:tc>
           <w:tcPr>
             <w:tcW w:w="2501" w:type="pct"/>
-            <w:shd w:val="clear" w:color="auto" w:fill="auto"/>
           </w:tcPr>
           <w:p>
             <w:pPr>
@@ -5310,7 +5119,6 @@
         <w:tc>
           <w:tcPr>
             <w:tcW w:w="1562" w:type="pct"/>
-            <w:shd w:val="clear" w:color="auto" w:fill="auto"/>
           </w:tcPr>
           <w:p>
             <w:pPr>
@@ -5389,25 +5197,7 @@
                 <w:sz w:val="24"/>
                 <w:szCs w:val="24"/>
               </w:rPr>
-              <w:t xml:space="preserve"> </w:t>
-            </w:r>
-            <w:proofErr w:type="spellStart"/>
-            <w:r>
-              <w:rPr>
-                <w:rFonts w:ascii="Times New Roman" w:hAnsi="Times New Roman"/>
-                <w:sz w:val="24"/>
-                <w:szCs w:val="24"/>
-              </w:rPr>
-              <w:t>Bendera</w:t>
-            </w:r>
-            <w:proofErr w:type="spellEnd"/>
-            <w:r>
-              <w:rPr>
-                <w:rFonts w:ascii="Times New Roman" w:hAnsi="Times New Roman"/>
-                <w:sz w:val="24"/>
-                <w:szCs w:val="24"/>
-              </w:rPr>
-              <w:t xml:space="preserve"> Indonesia </w:t>
+              <w:t xml:space="preserve"> Bendera Indonesia </w:t>
             </w:r>
           </w:p>
           <w:p>
@@ -5447,25 +5237,7 @@
                 <w:sz w:val="24"/>
                 <w:szCs w:val="24"/>
               </w:rPr>
-              <w:t xml:space="preserve"> </w:t>
-            </w:r>
-            <w:proofErr w:type="spellStart"/>
-            <w:r>
-              <w:rPr>
-                <w:rFonts w:ascii="Times New Roman" w:hAnsi="Times New Roman"/>
-                <w:sz w:val="24"/>
-                <w:szCs w:val="24"/>
-              </w:rPr>
-              <w:t>Lagu</w:t>
-            </w:r>
-            <w:proofErr w:type="spellEnd"/>
-            <w:r>
-              <w:rPr>
-                <w:rFonts w:ascii="Times New Roman" w:hAnsi="Times New Roman"/>
-                <w:sz w:val="24"/>
-                <w:szCs w:val="24"/>
-              </w:rPr>
-              <w:t xml:space="preserve"> </w:t>
+              <w:t xml:space="preserve"> Lagu </w:t>
             </w:r>
             <w:proofErr w:type="spellStart"/>
             <w:r>
@@ -5566,7 +5338,6 @@
         <w:tc>
           <w:tcPr>
             <w:tcW w:w="625" w:type="pct"/>
-            <w:shd w:val="clear" w:color="auto" w:fill="auto"/>
           </w:tcPr>
           <w:p>
             <w:pPr>
@@ -5597,7 +5368,6 @@
         <w:tc>
           <w:tcPr>
             <w:tcW w:w="312" w:type="pct"/>
-            <w:shd w:val="clear" w:color="auto" w:fill="auto"/>
           </w:tcPr>
           <w:p>
             <w:pPr>
@@ -5623,7 +5393,6 @@
         <w:tc>
           <w:tcPr>
             <w:tcW w:w="2501" w:type="pct"/>
-            <w:shd w:val="clear" w:color="auto" w:fill="auto"/>
           </w:tcPr>
           <w:p>
             <w:pPr>
@@ -5913,7 +5682,6 @@
         <w:tc>
           <w:tcPr>
             <w:tcW w:w="1562" w:type="pct"/>
-            <w:shd w:val="clear" w:color="auto" w:fill="auto"/>
           </w:tcPr>
           <w:p>
             <w:pPr>
@@ -6169,27 +5937,7 @@
                 <w:sz w:val="24"/>
                 <w:szCs w:val="24"/>
               </w:rPr>
-              <w:t xml:space="preserve"> </w:t>
-            </w:r>
-            <w:proofErr w:type="spellStart"/>
-            <w:r>
-              <w:rPr>
-                <w:rFonts w:ascii="Times New Roman" w:hAnsi="Times New Roman"/>
-                <w:bCs/>
-                <w:sz w:val="24"/>
-                <w:szCs w:val="24"/>
-              </w:rPr>
-              <w:t>Sekolah</w:t>
-            </w:r>
-            <w:proofErr w:type="spellEnd"/>
-            <w:r>
-              <w:rPr>
-                <w:rFonts w:ascii="Times New Roman" w:hAnsi="Times New Roman"/>
-                <w:bCs/>
-                <w:sz w:val="24"/>
-                <w:szCs w:val="24"/>
-              </w:rPr>
-              <w:t xml:space="preserve"> </w:t>
+              <w:t xml:space="preserve"> Sekolah </w:t>
             </w:r>
           </w:p>
           <w:p>
@@ -6252,25 +6000,13 @@
                 <w:sz w:val="24"/>
                 <w:szCs w:val="24"/>
               </w:rPr>
-              <w:t xml:space="preserve"> </w:t>
-            </w:r>
-            <w:proofErr w:type="spellStart"/>
-            <w:r>
-              <w:rPr>
-                <w:rFonts w:ascii="Times New Roman" w:hAnsi="Times New Roman"/>
-                <w:bCs/>
-                <w:sz w:val="24"/>
-                <w:szCs w:val="24"/>
-              </w:rPr>
-              <w:t>Sekolah</w:t>
-            </w:r>
-            <w:proofErr w:type="spellEnd"/>
+              <w:t xml:space="preserve"> Sekolah</w:t>
+            </w:r>
           </w:p>
         </w:tc>
         <w:tc>
           <w:tcPr>
             <w:tcW w:w="625" w:type="pct"/>
-            <w:shd w:val="clear" w:color="auto" w:fill="auto"/>
           </w:tcPr>
           <w:p>
             <w:pPr>
@@ -6308,7 +6044,7 @@
           </w:tcPr>
           <w:p>
             <w:pPr>
-              <w:pStyle w:val="DaftarParagraf"/>
+              <w:pStyle w:val="ListParagraph"/>
               <w:spacing w:before="60" w:after="60" w:line="240" w:lineRule="auto"/>
               <w:ind w:left="0"/>
               <w:contextualSpacing w:val="0"/>
@@ -6352,7 +6088,7 @@
           </w:tcPr>
           <w:p>
             <w:pPr>
-              <w:pStyle w:val="DaftarParagraf"/>
+              <w:pStyle w:val="ListParagraph"/>
               <w:spacing w:before="60" w:after="60" w:line="240" w:lineRule="auto"/>
               <w:ind w:left="0"/>
               <w:contextualSpacing w:val="0"/>
@@ -6387,7 +6123,7 @@
           </w:tcPr>
           <w:p>
             <w:pPr>
-              <w:pStyle w:val="DaftarParagraf"/>
+              <w:pStyle w:val="ListParagraph"/>
               <w:spacing w:before="60" w:after="60" w:line="240" w:lineRule="auto"/>
               <w:ind w:left="0"/>
               <w:contextualSpacing w:val="0"/>
@@ -6421,7 +6157,7 @@
           </w:tcPr>
           <w:p>
             <w:pPr>
-              <w:pStyle w:val="DaftarParagraf"/>
+              <w:pStyle w:val="ListParagraph"/>
               <w:spacing w:before="60" w:after="60" w:line="240" w:lineRule="auto"/>
               <w:ind w:left="0"/>
               <w:contextualSpacing w:val="0"/>
@@ -6501,7 +6237,7 @@
     </w:p>
     <w:tbl>
       <w:tblPr>
-        <w:tblStyle w:val="KisiTabel"/>
+        <w:tblStyle w:val="TableGrid"/>
         <w:tblW w:w="9292" w:type="dxa"/>
         <w:jc w:val="center"/>
         <w:tblBorders>
@@ -6591,7 +6327,6 @@
               </w:rPr>
               <w:t xml:space="preserve"> </w:t>
             </w:r>
-            <w:proofErr w:type="spellStart"/>
             <w:r>
               <w:rPr>
                 <w:rFonts w:ascii="Times New Roman" w:hAnsi="Times New Roman"/>
@@ -6601,7 +6336,6 @@
               </w:rPr>
               <w:t>Sekolah</w:t>
             </w:r>
-            <w:proofErr w:type="spellEnd"/>
           </w:p>
           <w:p>
             <w:pPr>
@@ -6954,7 +6688,7 @@
 </file>
 
 <file path=word/endnotes.xml><?xml version="1.0" encoding="utf-8"?>
-<w:endnotes xmlns:wpc="http://schemas.microsoft.com/office/word/2010/wordprocessingCanvas" xmlns:cx="http://schemas.microsoft.com/office/drawing/2014/chartex" xmlns:cx1="http://schemas.microsoft.com/office/drawing/2015/9/8/chartex" xmlns:cx2="http://schemas.microsoft.com/office/drawing/2015/10/21/chartex" xmlns:cx3="http://schemas.microsoft.com/office/drawing/2016/5/9/chartex" xmlns:cx4="http://schemas.microsoft.com/office/drawing/2016/5/10/chartex" xmlns:cx5="http://schemas.microsoft.com/office/drawing/2016/5/11/chartex" xmlns:cx6="http://schemas.microsoft.com/office/drawing/2016/5/12/chartex" xmlns:cx7="http://schemas.microsoft.com/office/drawing/2016/5/13/chartex" xmlns:cx8="http://schemas.microsoft.com/office/drawing/2016/5/14/chartex" xmlns:mc="http://schemas.openxmlformats.org/markup-compatibility/2006" xmlns:aink="http://schemas.microsoft.com/office/drawing/2016/ink" xmlns:am3d="http://schemas.microsoft.com/office/drawing/2017/model3d" xmlns:o="urn:schemas-microsoft-com:office:office" xmlns:oel="http://schemas.microsoft.com/office/2019/extlst" xmlns:r="http://schemas.openxmlformats.org/officeDocument/2006/relationships" xmlns:m="http://schemas.openxmlformats.org/officeDocument/2006/math" xmlns:v="urn:schemas-microsoft-com:vml" xmlns:wp14="http://schemas.microsoft.com/office/word/2010/wordprocessingDrawing" xmlns:wp="http://schemas.openxmlformats.org/drawingml/2006/wordprocessingDrawing" xmlns:w10="urn:schemas-microsoft-com:office:word" xmlns:w="http://schemas.openxmlformats.org/wordprocessingml/2006/main" xmlns:w14="http://schemas.microsoft.com/office/word/2010/wordml" xmlns:w15="http://schemas.microsoft.com/office/word/2012/wordml" xmlns:w16cex="http://schemas.microsoft.com/office/word/2018/wordml/cex" xmlns:w16cid="http://schemas.microsoft.com/office/word/2016/wordml/cid" xmlns:w16="http://schemas.microsoft.com/office/word/2018/wordml" xmlns:w16sdtdh="http://schemas.microsoft.com/office/word/2020/wordml/sdtdatahash" xmlns:w16se="http://schemas.microsoft.com/office/word/2015/wordml/symex" xmlns:wpg="http://schemas.microsoft.com/office/word/2010/wordprocessingGroup" xmlns:wpi="http://schemas.microsoft.com/office/word/2010/wordprocessingInk" xmlns:wne="http://schemas.microsoft.com/office/word/2006/wordml" xmlns:wps="http://schemas.microsoft.com/office/word/2010/wordprocessingShape" mc:Ignorable="w14 w15 w16se w16cid w16 w16cex w16sdtdh wp14">
+<w:endnotes xmlns:wpc="http://schemas.microsoft.com/office/word/2010/wordprocessingCanvas" xmlns:cx="http://schemas.microsoft.com/office/drawing/2014/chartex" xmlns:cx1="http://schemas.microsoft.com/office/drawing/2015/9/8/chartex" xmlns:cx2="http://schemas.microsoft.com/office/drawing/2015/10/21/chartex" xmlns:cx3="http://schemas.microsoft.com/office/drawing/2016/5/9/chartex" xmlns:cx4="http://schemas.microsoft.com/office/drawing/2016/5/10/chartex" xmlns:cx5="http://schemas.microsoft.com/office/drawing/2016/5/11/chartex" xmlns:cx6="http://schemas.microsoft.com/office/drawing/2016/5/12/chartex" xmlns:cx7="http://schemas.microsoft.com/office/drawing/2016/5/13/chartex" xmlns:cx8="http://schemas.microsoft.com/office/drawing/2016/5/14/chartex" xmlns:mc="http://schemas.openxmlformats.org/markup-compatibility/2006" xmlns:aink="http://schemas.microsoft.com/office/drawing/2016/ink" xmlns:am3d="http://schemas.microsoft.com/office/drawing/2017/model3d" xmlns:o="urn:schemas-microsoft-com:office:office" xmlns:oel="http://schemas.microsoft.com/office/2019/extlst" xmlns:r="http://schemas.openxmlformats.org/officeDocument/2006/relationships" xmlns:m="http://schemas.openxmlformats.org/officeDocument/2006/math" xmlns:v="urn:schemas-microsoft-com:vml" xmlns:wp14="http://schemas.microsoft.com/office/word/2010/wordprocessingDrawing" xmlns:wp="http://schemas.openxmlformats.org/drawingml/2006/wordprocessingDrawing" xmlns:w10="urn:schemas-microsoft-com:office:word" xmlns:w="http://schemas.openxmlformats.org/wordprocessingml/2006/main" xmlns:w14="http://schemas.microsoft.com/office/word/2010/wordml" xmlns:w15="http://schemas.microsoft.com/office/word/2012/wordml" xmlns:w16cex="http://schemas.microsoft.com/office/word/2018/wordml/cex" xmlns:w16cid="http://schemas.microsoft.com/office/word/2016/wordml/cid" xmlns:w16="http://schemas.microsoft.com/office/word/2018/wordml" xmlns:w16du="http://schemas.microsoft.com/office/word/2023/wordml/word16du" xmlns:w16sdtdh="http://schemas.microsoft.com/office/word/2020/wordml/sdtdatahash" xmlns:w16sdtfl="http://schemas.microsoft.com/office/word/2024/wordml/sdtformatlock" xmlns:w16se="http://schemas.microsoft.com/office/word/2015/wordml/symex" xmlns:wpg="http://schemas.microsoft.com/office/word/2010/wordprocessingGroup" xmlns:wpi="http://schemas.microsoft.com/office/word/2010/wordprocessingInk" xmlns:wne="http://schemas.microsoft.com/office/word/2006/wordml" xmlns:wps="http://schemas.microsoft.com/office/word/2010/wordprocessingShape" mc:Ignorable="w14 w15 w16se w16cid w16 w16cex w16sdtdh w16sdtfl w16du wp14">
   <w:endnote w:type="separator" w:id="-1">
     <w:p>
       <w:pPr>
@@ -6979,7 +6713,7 @@
 </file>
 
 <file path=word/footnotes.xml><?xml version="1.0" encoding="utf-8"?>
-<w:footnotes xmlns:wpc="http://schemas.microsoft.com/office/word/2010/wordprocessingCanvas" xmlns:cx="http://schemas.microsoft.com/office/drawing/2014/chartex" xmlns:cx1="http://schemas.microsoft.com/office/drawing/2015/9/8/chartex" xmlns:cx2="http://schemas.microsoft.com/office/drawing/2015/10/21/chartex" xmlns:cx3="http://schemas.microsoft.com/office/drawing/2016/5/9/chartex" xmlns:cx4="http://schemas.microsoft.com/office/drawing/2016/5/10/chartex" xmlns:cx5="http://schemas.microsoft.com/office/drawing/2016/5/11/chartex" xmlns:cx6="http://schemas.microsoft.com/office/drawing/2016/5/12/chartex" xmlns:cx7="http://schemas.microsoft.com/office/drawing/2016/5/13/chartex" xmlns:cx8="http://schemas.microsoft.com/office/drawing/2016/5/14/chartex" xmlns:mc="http://schemas.openxmlformats.org/markup-compatibility/2006" xmlns:aink="http://schemas.microsoft.com/office/drawing/2016/ink" xmlns:am3d="http://schemas.microsoft.com/office/drawing/2017/model3d" xmlns:o="urn:schemas-microsoft-com:office:office" xmlns:oel="http://schemas.microsoft.com/office/2019/extlst" xmlns:r="http://schemas.openxmlformats.org/officeDocument/2006/relationships" xmlns:m="http://schemas.openxmlformats.org/officeDocument/2006/math" xmlns:v="urn:schemas-microsoft-com:vml" xmlns:wp14="http://schemas.microsoft.com/office/word/2010/wordprocessingDrawing" xmlns:wp="http://schemas.openxmlformats.org/drawingml/2006/wordprocessingDrawing" xmlns:w10="urn:schemas-microsoft-com:office:word" xmlns:w="http://schemas.openxmlformats.org/wordprocessingml/2006/main" xmlns:w14="http://schemas.microsoft.com/office/word/2010/wordml" xmlns:w15="http://schemas.microsoft.com/office/word/2012/wordml" xmlns:w16cex="http://schemas.microsoft.com/office/word/2018/wordml/cex" xmlns:w16cid="http://schemas.microsoft.com/office/word/2016/wordml/cid" xmlns:w16="http://schemas.microsoft.com/office/word/2018/wordml" xmlns:w16sdtdh="http://schemas.microsoft.com/office/word/2020/wordml/sdtdatahash" xmlns:w16se="http://schemas.microsoft.com/office/word/2015/wordml/symex" xmlns:wpg="http://schemas.microsoft.com/office/word/2010/wordprocessingGroup" xmlns:wpi="http://schemas.microsoft.com/office/word/2010/wordprocessingInk" xmlns:wne="http://schemas.microsoft.com/office/word/2006/wordml" xmlns:wps="http://schemas.microsoft.com/office/word/2010/wordprocessingShape" mc:Ignorable="w14 w15 w16se w16cid w16 w16cex w16sdtdh wp14">
+<w:footnotes xmlns:wpc="http://schemas.microsoft.com/office/word/2010/wordprocessingCanvas" xmlns:cx="http://schemas.microsoft.com/office/drawing/2014/chartex" xmlns:cx1="http://schemas.microsoft.com/office/drawing/2015/9/8/chartex" xmlns:cx2="http://schemas.microsoft.com/office/drawing/2015/10/21/chartex" xmlns:cx3="http://schemas.microsoft.com/office/drawing/2016/5/9/chartex" xmlns:cx4="http://schemas.microsoft.com/office/drawing/2016/5/10/chartex" xmlns:cx5="http://schemas.microsoft.com/office/drawing/2016/5/11/chartex" xmlns:cx6="http://schemas.microsoft.com/office/drawing/2016/5/12/chartex" xmlns:cx7="http://schemas.microsoft.com/office/drawing/2016/5/13/chartex" xmlns:cx8="http://schemas.microsoft.com/office/drawing/2016/5/14/chartex" xmlns:mc="http://schemas.openxmlformats.org/markup-compatibility/2006" xmlns:aink="http://schemas.microsoft.com/office/drawing/2016/ink" xmlns:am3d="http://schemas.microsoft.com/office/drawing/2017/model3d" xmlns:o="urn:schemas-microsoft-com:office:office" xmlns:oel="http://schemas.microsoft.com/office/2019/extlst" xmlns:r="http://schemas.openxmlformats.org/officeDocument/2006/relationships" xmlns:m="http://schemas.openxmlformats.org/officeDocument/2006/math" xmlns:v="urn:schemas-microsoft-com:vml" xmlns:wp14="http://schemas.microsoft.com/office/word/2010/wordprocessingDrawing" xmlns:wp="http://schemas.openxmlformats.org/drawingml/2006/wordprocessingDrawing" xmlns:w10="urn:schemas-microsoft-com:office:word" xmlns:w="http://schemas.openxmlformats.org/wordprocessingml/2006/main" xmlns:w14="http://schemas.microsoft.com/office/word/2010/wordml" xmlns:w15="http://schemas.microsoft.com/office/word/2012/wordml" xmlns:w16cex="http://schemas.microsoft.com/office/word/2018/wordml/cex" xmlns:w16cid="http://schemas.microsoft.com/office/word/2016/wordml/cid" xmlns:w16="http://schemas.microsoft.com/office/word/2018/wordml" xmlns:w16du="http://schemas.microsoft.com/office/word/2023/wordml/word16du" xmlns:w16sdtdh="http://schemas.microsoft.com/office/word/2020/wordml/sdtdatahash" xmlns:w16sdtfl="http://schemas.microsoft.com/office/word/2024/wordml/sdtformatlock" xmlns:w16se="http://schemas.microsoft.com/office/word/2015/wordml/symex" xmlns:wpg="http://schemas.microsoft.com/office/word/2010/wordprocessingGroup" xmlns:wpi="http://schemas.microsoft.com/office/word/2010/wordprocessingInk" xmlns:wne="http://schemas.microsoft.com/office/word/2006/wordml" xmlns:wps="http://schemas.microsoft.com/office/word/2010/wordprocessingShape" mc:Ignorable="w14 w15 w16se w16cid w16 w16cex w16sdtdh w16sdtfl w16du wp14">
   <w:footnote w:type="separator" w:id="-1">
     <w:p>
       <w:pPr>
@@ -7004,7 +6738,7 @@
 </file>
 
 <file path=word/numbering.xml><?xml version="1.0" encoding="utf-8"?>
-<w:numbering xmlns:wpc="http://schemas.microsoft.com/office/word/2010/wordprocessingCanvas" xmlns:cx="http://schemas.microsoft.com/office/drawing/2014/chartex" xmlns:cx1="http://schemas.microsoft.com/office/drawing/2015/9/8/chartex" xmlns:cx2="http://schemas.microsoft.com/office/drawing/2015/10/21/chartex" xmlns:cx3="http://schemas.microsoft.com/office/drawing/2016/5/9/chartex" xmlns:cx4="http://schemas.microsoft.com/office/drawing/2016/5/10/chartex" xmlns:cx5="http://schemas.microsoft.com/office/drawing/2016/5/11/chartex" xmlns:cx6="http://schemas.microsoft.com/office/drawing/2016/5/12/chartex" xmlns:cx7="http://schemas.microsoft.com/office/drawing/2016/5/13/chartex" xmlns:cx8="http://schemas.microsoft.com/office/drawing/2016/5/14/chartex" xmlns:mc="http://schemas.openxmlformats.org/markup-compatibility/2006" xmlns:aink="http://schemas.microsoft.com/office/drawing/2016/ink" xmlns:am3d="http://schemas.microsoft.com/office/drawing/2017/model3d" xmlns:o="urn:schemas-microsoft-com:office:office" xmlns:oel="http://schemas.microsoft.com/office/2019/extlst" xmlns:r="http://schemas.openxmlformats.org/officeDocument/2006/relationships" xmlns:m="http://schemas.openxmlformats.org/officeDocument/2006/math" xmlns:v="urn:schemas-microsoft-com:vml" xmlns:wp14="http://schemas.microsoft.com/office/word/2010/wordprocessingDrawing" xmlns:wp="http://schemas.openxmlformats.org/drawingml/2006/wordprocessingDrawing" xmlns:w10="urn:schemas-microsoft-com:office:word" xmlns:w="http://schemas.openxmlformats.org/wordprocessingml/2006/main" xmlns:w14="http://schemas.microsoft.com/office/word/2010/wordml" xmlns:w15="http://schemas.microsoft.com/office/word/2012/wordml" xmlns:w16cex="http://schemas.microsoft.com/office/word/2018/wordml/cex" xmlns:w16cid="http://schemas.microsoft.com/office/word/2016/wordml/cid" xmlns:w16="http://schemas.microsoft.com/office/word/2018/wordml" xmlns:w16sdtdh="http://schemas.microsoft.com/office/word/2020/wordml/sdtdatahash" xmlns:w16se="http://schemas.microsoft.com/office/word/2015/wordml/symex" xmlns:wpg="http://schemas.microsoft.com/office/word/2010/wordprocessingGroup" xmlns:wpi="http://schemas.microsoft.com/office/word/2010/wordprocessingInk" xmlns:wne="http://schemas.microsoft.com/office/word/2006/wordml" xmlns:wps="http://schemas.microsoft.com/office/word/2010/wordprocessingShape" mc:Ignorable="w14 w15 w16se w16cid w16 w16cex w16sdtdh wp14">
+<w:numbering xmlns:wpc="http://schemas.microsoft.com/office/word/2010/wordprocessingCanvas" xmlns:cx="http://schemas.microsoft.com/office/drawing/2014/chartex" xmlns:cx1="http://schemas.microsoft.com/office/drawing/2015/9/8/chartex" xmlns:cx2="http://schemas.microsoft.com/office/drawing/2015/10/21/chartex" xmlns:cx3="http://schemas.microsoft.com/office/drawing/2016/5/9/chartex" xmlns:cx4="http://schemas.microsoft.com/office/drawing/2016/5/10/chartex" xmlns:cx5="http://schemas.microsoft.com/office/drawing/2016/5/11/chartex" xmlns:cx6="http://schemas.microsoft.com/office/drawing/2016/5/12/chartex" xmlns:cx7="http://schemas.microsoft.com/office/drawing/2016/5/13/chartex" xmlns:cx8="http://schemas.microsoft.com/office/drawing/2016/5/14/chartex" xmlns:mc="http://schemas.openxmlformats.org/markup-compatibility/2006" xmlns:aink="http://schemas.microsoft.com/office/drawing/2016/ink" xmlns:am3d="http://schemas.microsoft.com/office/drawing/2017/model3d" xmlns:o="urn:schemas-microsoft-com:office:office" xmlns:oel="http://schemas.microsoft.com/office/2019/extlst" xmlns:r="http://schemas.openxmlformats.org/officeDocument/2006/relationships" xmlns:m="http://schemas.openxmlformats.org/officeDocument/2006/math" xmlns:v="urn:schemas-microsoft-com:vml" xmlns:wp14="http://schemas.microsoft.com/office/word/2010/wordprocessingDrawing" xmlns:wp="http://schemas.openxmlformats.org/drawingml/2006/wordprocessingDrawing" xmlns:w10="urn:schemas-microsoft-com:office:word" xmlns:w="http://schemas.openxmlformats.org/wordprocessingml/2006/main" xmlns:w14="http://schemas.microsoft.com/office/word/2010/wordml" xmlns:w15="http://schemas.microsoft.com/office/word/2012/wordml" xmlns:w16cex="http://schemas.microsoft.com/office/word/2018/wordml/cex" xmlns:w16cid="http://schemas.microsoft.com/office/word/2016/wordml/cid" xmlns:w16="http://schemas.microsoft.com/office/word/2018/wordml" xmlns:w16du="http://schemas.microsoft.com/office/word/2023/wordml/word16du" xmlns:w16sdtdh="http://schemas.microsoft.com/office/word/2020/wordml/sdtdatahash" xmlns:w16sdtfl="http://schemas.microsoft.com/office/word/2024/wordml/sdtformatlock" xmlns:w16se="http://schemas.microsoft.com/office/word/2015/wordml/symex" xmlns:wpg="http://schemas.microsoft.com/office/word/2010/wordprocessingGroup" xmlns:wpi="http://schemas.microsoft.com/office/word/2010/wordprocessingInk" xmlns:wne="http://schemas.microsoft.com/office/word/2006/wordml" xmlns:wps="http://schemas.microsoft.com/office/word/2010/wordprocessingShape" mc:Ignorable="w14 w15 w16se w16cid w16 w16cex w16sdtdh w16sdtfl w16du wp14">
   <w:abstractNum w:abstractNumId="0" w15:restartNumberingAfterBreak="0">
     <w:nsid w:val="1C371B9F"/>
     <w:multiLevelType w:val="hybridMultilevel"/>
@@ -7497,7 +7231,7 @@
 </file>
 
 <file path=word/styles.xml><?xml version="1.0" encoding="utf-8"?>
-<w:styles xmlns:mc="http://schemas.openxmlformats.org/markup-compatibility/2006" xmlns:r="http://schemas.openxmlformats.org/officeDocument/2006/relationships" xmlns:w="http://schemas.openxmlformats.org/wordprocessingml/2006/main" xmlns:w14="http://schemas.microsoft.com/office/word/2010/wordml" xmlns:w15="http://schemas.microsoft.com/office/word/2012/wordml" xmlns:w16cex="http://schemas.microsoft.com/office/word/2018/wordml/cex" xmlns:w16cid="http://schemas.microsoft.com/office/word/2016/wordml/cid" xmlns:w16="http://schemas.microsoft.com/office/word/2018/wordml" xmlns:w16sdtdh="http://schemas.microsoft.com/office/word/2020/wordml/sdtdatahash" xmlns:w16se="http://schemas.microsoft.com/office/word/2015/wordml/symex" mc:Ignorable="w14 w15 w16se w16cid w16 w16cex w16sdtdh">
+<w:styles xmlns:mc="http://schemas.openxmlformats.org/markup-compatibility/2006" xmlns:r="http://schemas.openxmlformats.org/officeDocument/2006/relationships" xmlns:w="http://schemas.openxmlformats.org/wordprocessingml/2006/main" xmlns:w14="http://schemas.microsoft.com/office/word/2010/wordml" xmlns:w15="http://schemas.microsoft.com/office/word/2012/wordml" xmlns:w16cex="http://schemas.microsoft.com/office/word/2018/wordml/cex" xmlns:w16cid="http://schemas.microsoft.com/office/word/2016/wordml/cid" xmlns:w16="http://schemas.microsoft.com/office/word/2018/wordml" xmlns:w16du="http://schemas.microsoft.com/office/word/2023/wordml/word16du" xmlns:w16sdtdh="http://schemas.microsoft.com/office/word/2020/wordml/sdtdatahash" xmlns:w16sdtfl="http://schemas.microsoft.com/office/word/2024/wordml/sdtformatlock" xmlns:w16se="http://schemas.microsoft.com/office/word/2015/wordml/symex" mc:Ignorable="w14 w15 w16se w16cid w16 w16cex w16sdtdh w16sdtfl w16du">
   <w:docDefaults>
     <w:rPrDefault>
       <w:rPr>
@@ -7898,11 +7632,11 @@
       <w:szCs w:val="22"/>
     </w:rPr>
   </w:style>
-  <w:style w:type="paragraph" w:styleId="Judul1">
+  <w:style w:type="paragraph" w:styleId="Heading1">
     <w:name w:val="heading 1"/>
     <w:basedOn w:val="Normal"/>
     <w:next w:val="Normal"/>
-    <w:link w:val="Judul1KAR"/>
+    <w:link w:val="Heading1Char"/>
     <w:uiPriority w:val="9"/>
     <w:qFormat/>
     <w:rsid w:val="00831954"/>
@@ -7922,11 +7656,11 @@
       <w:lang w:val="id-ID" w:eastAsia="id-ID"/>
     </w:rPr>
   </w:style>
-  <w:style w:type="paragraph" w:styleId="Judul8">
+  <w:style w:type="paragraph" w:styleId="Heading8">
     <w:name w:val="heading 8"/>
     <w:basedOn w:val="Normal"/>
     <w:next w:val="Normal"/>
-    <w:link w:val="Judul8KAR"/>
+    <w:link w:val="Heading8Char"/>
     <w:uiPriority w:val="9"/>
     <w:semiHidden/>
     <w:unhideWhenUsed/>
@@ -7948,13 +7682,13 @@
       <w:szCs w:val="24"/>
     </w:rPr>
   </w:style>
-  <w:style w:type="character" w:default="1" w:styleId="FontParagrafDefault">
+  <w:style w:type="character" w:default="1" w:styleId="DefaultParagraphFont">
     <w:name w:val="Default Paragraph Font"/>
     <w:uiPriority w:val="1"/>
     <w:semiHidden/>
     <w:unhideWhenUsed/>
   </w:style>
-  <w:style w:type="table" w:default="1" w:styleId="TabelNormal">
+  <w:style w:type="table" w:default="1" w:styleId="TableNormal">
     <w:name w:val="Normal Table"/>
     <w:uiPriority w:val="99"/>
     <w:semiHidden/>
@@ -7969,16 +7703,16 @@
       </w:tblCellMar>
     </w:tblPr>
   </w:style>
-  <w:style w:type="numbering" w:default="1" w:styleId="TidakAdaDaftar">
+  <w:style w:type="numbering" w:default="1" w:styleId="NoList">
     <w:name w:val="No List"/>
     <w:uiPriority w:val="99"/>
     <w:semiHidden/>
     <w:unhideWhenUsed/>
   </w:style>
-  <w:style w:type="character" w:customStyle="1" w:styleId="Judul1KAR">
-    <w:name w:val="Judul 1 KAR"/>
-    <w:basedOn w:val="FontParagrafDefault"/>
-    <w:link w:val="Judul1"/>
+  <w:style w:type="character" w:customStyle="1" w:styleId="Heading1Char">
+    <w:name w:val="Heading 1 Char"/>
+    <w:basedOn w:val="DefaultParagraphFont"/>
+    <w:link w:val="Heading1"/>
     <w:uiPriority w:val="9"/>
     <w:locked/>
     <w:rsid w:val="00831954"/>
@@ -7996,7 +7730,7 @@
   <w:style w:type="paragraph" w:styleId="Footer">
     <w:name w:val="footer"/>
     <w:basedOn w:val="Normal"/>
-    <w:link w:val="FooterKAR"/>
+    <w:link w:val="FooterChar"/>
     <w:uiPriority w:val="99"/>
     <w:unhideWhenUsed/>
     <w:rsid w:val="004D1EC8"/>
@@ -8008,9 +7742,9 @@
       <w:spacing w:after="0" w:line="240" w:lineRule="auto"/>
     </w:pPr>
   </w:style>
-  <w:style w:type="character" w:customStyle="1" w:styleId="FooterKAR">
-    <w:name w:val="Footer KAR"/>
-    <w:basedOn w:val="FontParagrafDefault"/>
+  <w:style w:type="character" w:customStyle="1" w:styleId="FooterChar">
+    <w:name w:val="Footer Char"/>
+    <w:basedOn w:val="DefaultParagraphFont"/>
     <w:link w:val="Footer"/>
     <w:uiPriority w:val="99"/>
     <w:locked/>
@@ -8021,8 +7755,8 @@
   </w:style>
   <w:style w:type="table" w:customStyle="1" w:styleId="TableGrid1">
     <w:name w:val="Table Grid1"/>
-    <w:basedOn w:val="TabelNormal"/>
-    <w:next w:val="KisiTabel"/>
+    <w:basedOn w:val="TableNormal"/>
+    <w:next w:val="TableGrid"/>
     <w:uiPriority w:val="59"/>
     <w:rsid w:val="004D1EC8"/>
     <w:rPr>
@@ -8040,10 +7774,10 @@
       </w:tblBorders>
     </w:tblPr>
   </w:style>
-  <w:style w:type="table" w:styleId="KisiTabel">
+  <w:style w:type="table" w:styleId="TableGrid">
     <w:name w:val="Table Grid"/>
     <w:aliases w:val="Tabel"/>
-    <w:basedOn w:val="TabelNormal"/>
+    <w:basedOn w:val="TableNormal"/>
     <w:uiPriority w:val="59"/>
     <w:rsid w:val="004D1EC8"/>
     <w:rPr>
@@ -8062,8 +7796,8 @@
   </w:style>
   <w:style w:type="table" w:customStyle="1" w:styleId="TableGrid2">
     <w:name w:val="Table Grid2"/>
-    <w:basedOn w:val="TabelNormal"/>
-    <w:next w:val="KisiTabel"/>
+    <w:basedOn w:val="TableNormal"/>
+    <w:next w:val="TableGrid"/>
     <w:uiPriority w:val="59"/>
     <w:rsid w:val="004D1EC8"/>
     <w:rPr>
@@ -8082,8 +7816,8 @@
   </w:style>
   <w:style w:type="table" w:customStyle="1" w:styleId="TableGrid3">
     <w:name w:val="Table Grid3"/>
-    <w:basedOn w:val="TabelNormal"/>
-    <w:next w:val="KisiTabel"/>
+    <w:basedOn w:val="TableNormal"/>
+    <w:next w:val="TableGrid"/>
     <w:uiPriority w:val="59"/>
     <w:rsid w:val="00AA4BEF"/>
     <w:rPr>
@@ -8100,11 +7834,11 @@
       </w:tblBorders>
     </w:tblPr>
   </w:style>
-  <w:style w:type="paragraph" w:styleId="DaftarParagraf">
+  <w:style w:type="paragraph" w:styleId="ListParagraph">
     <w:name w:val="List Paragraph"/>
     <w:aliases w:val="Body of text,List Paragraph1,Body of text+1,Body of text+2,Body of text+3,List Paragraph11,Colorful List - Accent 11,HEADING 1,Medium Grid 1 - Accent 21"/>
     <w:basedOn w:val="Normal"/>
-    <w:link w:val="DaftarParagrafKAR"/>
+    <w:link w:val="ListParagraphChar"/>
     <w:uiPriority w:val="34"/>
     <w:qFormat/>
     <w:rsid w:val="001D29D3"/>
@@ -8113,10 +7847,10 @@
       <w:contextualSpacing/>
     </w:pPr>
   </w:style>
-  <w:style w:type="character" w:customStyle="1" w:styleId="DaftarParagrafKAR">
-    <w:name w:val="Daftar Paragraf KAR"/>
-    <w:aliases w:val="Body of text KAR,List Paragraph1 KAR,Body of text+1 KAR,Body of text+2 KAR,Body of text+3 KAR,List Paragraph11 KAR,Colorful List - Accent 11 KAR,HEADING 1 KAR,Medium Grid 1 - Accent 21 KAR"/>
-    <w:link w:val="DaftarParagraf"/>
+  <w:style w:type="character" w:customStyle="1" w:styleId="ListParagraphChar">
+    <w:name w:val="List Paragraph Char"/>
+    <w:aliases w:val="Body of text Char,List Paragraph1 Char,Body of text+1 Char,Body of text+2 Char,Body of text+3 Char,List Paragraph11 Char,Colorful List - Accent 11 Char,HEADING 1 Char,Medium Grid 1 - Accent 21 Char"/>
+    <w:link w:val="ListParagraph"/>
     <w:uiPriority w:val="34"/>
     <w:locked/>
     <w:rsid w:val="00D07FA9"/>
@@ -8136,9 +7870,9 @@
       <w:szCs w:val="24"/>
     </w:rPr>
   </w:style>
-  <w:style w:type="paragraph" w:styleId="TidakAdaSpasi">
+  <w:style w:type="paragraph" w:styleId="NoSpacing">
     <w:name w:val="No Spacing"/>
-    <w:link w:val="TidakAdaSpasiKAR"/>
+    <w:link w:val="NoSpacingChar"/>
     <w:uiPriority w:val="1"/>
     <w:qFormat/>
     <w:rsid w:val="00D07FA9"/>
@@ -8147,9 +7881,9 @@
       <w:lang w:eastAsia="ja-JP"/>
     </w:rPr>
   </w:style>
-  <w:style w:type="character" w:customStyle="1" w:styleId="TidakAdaSpasiKAR">
-    <w:name w:val="Tidak Ada Spasi KAR"/>
-    <w:link w:val="TidakAdaSpasi"/>
+  <w:style w:type="character" w:customStyle="1" w:styleId="NoSpacingChar">
+    <w:name w:val="No Spacing Char"/>
+    <w:link w:val="NoSpacing"/>
     <w:uiPriority w:val="1"/>
     <w:locked/>
     <w:rsid w:val="00D07FA9"/>
@@ -8158,10 +7892,10 @@
       <w:lang w:eastAsia="ja-JP"/>
     </w:rPr>
   </w:style>
-  <w:style w:type="paragraph" w:styleId="IndenTeksIsi">
+  <w:style w:type="paragraph" w:styleId="BodyTextIndent">
     <w:name w:val="Body Text Indent"/>
     <w:basedOn w:val="Normal"/>
-    <w:link w:val="IndenTeksIsiKAR"/>
+    <w:link w:val="BodyTextIndentChar"/>
     <w:uiPriority w:val="99"/>
     <w:unhideWhenUsed/>
     <w:rsid w:val="00D07FA9"/>
@@ -8175,10 +7909,10 @@
       <w:lang w:val="id-ID"/>
     </w:rPr>
   </w:style>
-  <w:style w:type="character" w:customStyle="1" w:styleId="IndenTeksIsiKAR">
-    <w:name w:val="Inden Teks Isi KAR"/>
-    <w:basedOn w:val="FontParagrafDefault"/>
-    <w:link w:val="IndenTeksIsi"/>
+  <w:style w:type="character" w:customStyle="1" w:styleId="BodyTextIndentChar">
+    <w:name w:val="Body Text Indent Char"/>
+    <w:basedOn w:val="DefaultParagraphFont"/>
+    <w:link w:val="BodyTextIndent"/>
     <w:uiPriority w:val="99"/>
     <w:locked/>
     <w:rsid w:val="00D07FA9"/>
@@ -8289,7 +8023,7 @@
   <w:style w:type="paragraph" w:styleId="Header">
     <w:name w:val="header"/>
     <w:basedOn w:val="Normal"/>
-    <w:link w:val="HeaderKAR"/>
+    <w:link w:val="HeaderChar"/>
     <w:uiPriority w:val="99"/>
     <w:unhideWhenUsed/>
     <w:rsid w:val="003E5605"/>
@@ -8301,9 +8035,9 @@
       <w:spacing w:after="0" w:line="240" w:lineRule="auto"/>
     </w:pPr>
   </w:style>
-  <w:style w:type="character" w:customStyle="1" w:styleId="HeaderKAR">
-    <w:name w:val="Header KAR"/>
-    <w:basedOn w:val="FontParagrafDefault"/>
+  <w:style w:type="character" w:customStyle="1" w:styleId="HeaderChar">
+    <w:name w:val="Header Char"/>
+    <w:basedOn w:val="DefaultParagraphFont"/>
     <w:link w:val="Header"/>
     <w:uiPriority w:val="99"/>
     <w:locked/>
@@ -8341,10 +8075,10 @@
       <w:szCs w:val="24"/>
     </w:rPr>
   </w:style>
-  <w:style w:type="paragraph" w:styleId="TeksBalon">
+  <w:style w:type="paragraph" w:styleId="BalloonText">
     <w:name w:val="Balloon Text"/>
     <w:basedOn w:val="Normal"/>
-    <w:link w:val="TeksBalonKAR"/>
+    <w:link w:val="BalloonTextChar"/>
     <w:uiPriority w:val="99"/>
     <w:rsid w:val="006933E0"/>
     <w:pPr>
@@ -8356,10 +8090,10 @@
       <w:szCs w:val="18"/>
     </w:rPr>
   </w:style>
-  <w:style w:type="character" w:customStyle="1" w:styleId="TeksBalonKAR">
-    <w:name w:val="Teks Balon KAR"/>
-    <w:basedOn w:val="FontParagrafDefault"/>
-    <w:link w:val="TeksBalon"/>
+  <w:style w:type="character" w:customStyle="1" w:styleId="BalloonTextChar">
+    <w:name w:val="Balloon Text Char"/>
+    <w:basedOn w:val="DefaultParagraphFont"/>
+    <w:link w:val="BalloonText"/>
     <w:uiPriority w:val="99"/>
     <w:locked/>
     <w:rsid w:val="006933E0"/>
@@ -8386,9 +8120,9 @@
       <w:lang w:val="id-ID" w:eastAsia="ja-JP"/>
     </w:rPr>
   </w:style>
-  <w:style w:type="table" w:styleId="DaftarSedang2-Aksen1">
+  <w:style w:type="table" w:styleId="MediumList2-Accent1">
     <w:name w:val="Medium List 2 Accent 1"/>
-    <w:basedOn w:val="TabelNormal"/>
+    <w:basedOn w:val="TableNormal"/>
     <w:uiPriority w:val="66"/>
     <w:rsid w:val="001D0445"/>
     <w:rPr>
@@ -8507,10 +8241,10 @@
       </w:tcPr>
     </w:tblStylePr>
   </w:style>
-  <w:style w:type="character" w:customStyle="1" w:styleId="Judul8KAR">
-    <w:name w:val="Judul 8 KAR"/>
-    <w:basedOn w:val="FontParagrafDefault"/>
-    <w:link w:val="Judul8"/>
+  <w:style w:type="character" w:customStyle="1" w:styleId="Heading8Char">
+    <w:name w:val="Heading 8 Char"/>
+    <w:basedOn w:val="DefaultParagraphFont"/>
+    <w:link w:val="Heading8"/>
     <w:uiPriority w:val="9"/>
     <w:semiHidden/>
     <w:rsid w:val="00E249A6"/>
